--- a/analysis/Summary_report.docx
+++ b/analysis/Summary_report.docx
@@ -4124,6 +4124,301 @@
       </w:r>
     </w:p>
     <w:p>
+      <w:pPr>
+        <w:pStyle w:val="Compact"/>
+      </w:pPr>
+    </w:p>
+    <w:p>
+      <w:pPr>
+        <w:pStyle w:val="Compact"/>
+      </w:pPr>
+    </w:p>
+    <w:p>
+      <w:pPr>
+        <w:pStyle w:val="Heading2"/>
+      </w:pPr>
+      <w:r>
+        <w:t>1</w:t>
+      </w:r>
+      <w:r>
+        <w:rPr>
+          <w:rFonts w:hint="eastAsia"/>
+        </w:rPr>
+        <w:t>1</w:t>
+      </w:r>
+      <w:r>
+        <w:t xml:space="preserve">. </w:t>
+      </w:r>
+      <w:r>
+        <w:rPr>
+          <w:rFonts w:hint="eastAsia"/>
+        </w:rPr>
+        <w:t>T</w:t>
+      </w:r>
+      <w:r>
+        <w:t xml:space="preserve">he </w:t>
+      </w:r>
+      <w:r>
+        <w:t>T</w:t>
+      </w:r>
+      <w:r>
+        <w:t xml:space="preserve">otal </w:t>
+      </w:r>
+      <w:r>
+        <w:t>N</w:t>
+      </w:r>
+      <w:r>
+        <w:t xml:space="preserve">umber of </w:t>
+      </w:r>
+      <w:r>
+        <w:t>D</w:t>
+      </w:r>
+      <w:r>
+        <w:t xml:space="preserve">onors </w:t>
+      </w:r>
+      <w:r>
+        <w:t>B</w:t>
+      </w:r>
+      <w:r>
+        <w:t xml:space="preserve">y city </w:t>
+      </w:r>
+      <w:r>
+        <w:t>O</w:t>
+      </w:r>
+      <w:r>
+        <w:t>ver years</w:t>
+      </w:r>
+    </w:p>
+    <w:p>
+      <w:pPr>
+        <w:pStyle w:val="Compact"/>
+        <w:rPr>
+          <w:rFonts w:asciiTheme="majorHAnsi" w:eastAsiaTheme="majorEastAsia" w:hAnsiTheme="majorHAnsi" w:cstheme="majorBidi"/>
+          <w:color w:val="0F4761" w:themeColor="accent1" w:themeShade="BF"/>
+          <w:sz w:val="32"/>
+          <w:szCs w:val="32"/>
+        </w:rPr>
+      </w:pPr>
+      <w:r>
+        <w:rPr>
+          <w:rFonts w:asciiTheme="majorHAnsi" w:eastAsiaTheme="majorEastAsia" w:hAnsiTheme="majorHAnsi" w:cstheme="majorBidi"/>
+          <w:noProof/>
+          <w:color w:val="0F4761" w:themeColor="accent1" w:themeShade="BF"/>
+          <w:sz w:val="32"/>
+          <w:szCs w:val="32"/>
+        </w:rPr>
+        <w:drawing>
+          <wp:inline distT="0" distB="0" distL="0" distR="0" wp14:anchorId="2AB9713E" wp14:editId="5C6D74D3">
+            <wp:extent cx="5943600" cy="2517775"/>
+            <wp:effectExtent l="0" t="0" r="0" b="0"/>
+            <wp:docPr id="686490820" name="Picture 1"/>
+            <wp:cNvGraphicFramePr>
+              <a:graphicFrameLocks xmlns:a="http://schemas.openxmlformats.org/drawingml/2006/main" noChangeAspect="1"/>
+            </wp:cNvGraphicFramePr>
+            <a:graphic xmlns:a="http://schemas.openxmlformats.org/drawingml/2006/main">
+              <a:graphicData uri="http://schemas.openxmlformats.org/drawingml/2006/picture">
+                <pic:pic xmlns:pic="http://schemas.openxmlformats.org/drawingml/2006/picture">
+                  <pic:nvPicPr>
+                    <pic:cNvPr id="686490820" name=""/>
+                    <pic:cNvPicPr/>
+                  </pic:nvPicPr>
+                  <pic:blipFill>
+                    <a:blip r:embed="rId22"/>
+                    <a:stretch>
+                      <a:fillRect/>
+                    </a:stretch>
+                  </pic:blipFill>
+                  <pic:spPr>
+                    <a:xfrm>
+                      <a:off x="0" y="0"/>
+                      <a:ext cx="5943600" cy="2517775"/>
+                    </a:xfrm>
+                    <a:prstGeom prst="rect">
+                      <a:avLst/>
+                    </a:prstGeom>
+                  </pic:spPr>
+                </pic:pic>
+              </a:graphicData>
+            </a:graphic>
+          </wp:inline>
+        </w:drawing>
+      </w:r>
+    </w:p>
+    <w:p>
+      <w:pPr>
+        <w:pStyle w:val="Compact"/>
+        <w:numPr>
+          <w:ilvl w:val="0"/>
+          <w:numId w:val="15"/>
+        </w:numPr>
+      </w:pPr>
+      <w:r>
+        <w:t>The gray area indicates that the data for 2026 is only available through April 9. This is why there appears to be a significant decline.</w:t>
+      </w:r>
+    </w:p>
+    <w:p>
+      <w:pPr>
+        <w:pStyle w:val="Compact"/>
+        <w:rPr>
+          <w:rFonts w:asciiTheme="majorHAnsi" w:eastAsiaTheme="majorEastAsia" w:hAnsiTheme="majorHAnsi" w:cstheme="majorBidi"/>
+          <w:color w:val="0F4761" w:themeColor="accent1" w:themeShade="BF"/>
+          <w:sz w:val="32"/>
+          <w:szCs w:val="32"/>
+        </w:rPr>
+      </w:pPr>
+    </w:p>
+    <w:p>
+      <w:pPr>
+        <w:pStyle w:val="Heading2"/>
+      </w:pPr>
+      <w:r>
+        <w:t xml:space="preserve">12. </w:t>
+      </w:r>
+      <w:r>
+        <w:rPr>
+          <w:rFonts w:hint="eastAsia"/>
+        </w:rPr>
+        <w:t>T</w:t>
+      </w:r>
+      <w:r>
+        <w:t xml:space="preserve">he </w:t>
+      </w:r>
+      <w:r>
+        <w:t>T</w:t>
+      </w:r>
+      <w:r>
+        <w:t xml:space="preserve">otal </w:t>
+      </w:r>
+      <w:r>
+        <w:t>Amount of Donation</w:t>
+      </w:r>
+      <w:r>
+        <w:t xml:space="preserve"> </w:t>
+      </w:r>
+      <w:r>
+        <w:t>B</w:t>
+      </w:r>
+      <w:r>
+        <w:t xml:space="preserve">y city </w:t>
+      </w:r>
+      <w:r>
+        <w:t>O</w:t>
+      </w:r>
+      <w:r>
+        <w:t>ver years</w:t>
+      </w:r>
+    </w:p>
+    <w:p>
+      <w:pPr>
+        <w:pStyle w:val="Compact"/>
+        <w:rPr>
+          <w:rFonts w:asciiTheme="majorHAnsi" w:eastAsiaTheme="majorEastAsia" w:hAnsiTheme="majorHAnsi" w:cstheme="majorBidi"/>
+          <w:color w:val="0F4761" w:themeColor="accent1" w:themeShade="BF"/>
+          <w:sz w:val="32"/>
+          <w:szCs w:val="32"/>
+        </w:rPr>
+      </w:pPr>
+    </w:p>
+    <w:p>
+      <w:pPr>
+        <w:pStyle w:val="Compact"/>
+        <w:rPr>
+          <w:rFonts w:asciiTheme="majorHAnsi" w:eastAsiaTheme="majorEastAsia" w:hAnsiTheme="majorHAnsi" w:cstheme="majorBidi"/>
+          <w:color w:val="0F4761" w:themeColor="accent1" w:themeShade="BF"/>
+          <w:sz w:val="32"/>
+          <w:szCs w:val="32"/>
+        </w:rPr>
+      </w:pPr>
+      <w:r>
+        <w:rPr>
+          <w:rFonts w:asciiTheme="majorHAnsi" w:eastAsiaTheme="majorEastAsia" w:hAnsiTheme="majorHAnsi" w:cstheme="majorBidi"/>
+          <w:noProof/>
+          <w:color w:val="0F4761" w:themeColor="accent1" w:themeShade="BF"/>
+          <w:sz w:val="32"/>
+          <w:szCs w:val="32"/>
+        </w:rPr>
+        <w:lastRenderedPageBreak/>
+        <w:drawing>
+          <wp:inline distT="0" distB="0" distL="0" distR="0" wp14:anchorId="60BB0561" wp14:editId="3BA97A04">
+            <wp:extent cx="5943600" cy="2517775"/>
+            <wp:effectExtent l="0" t="0" r="0" b="0"/>
+            <wp:docPr id="326183529" name="Picture 1" descr="A graph of different colored lines&#10;&#10;AI-generated content may be incorrect."/>
+            <wp:cNvGraphicFramePr>
+              <a:graphicFrameLocks xmlns:a="http://schemas.openxmlformats.org/drawingml/2006/main" noChangeAspect="1"/>
+            </wp:cNvGraphicFramePr>
+            <a:graphic xmlns:a="http://schemas.openxmlformats.org/drawingml/2006/main">
+              <a:graphicData uri="http://schemas.openxmlformats.org/drawingml/2006/picture">
+                <pic:pic xmlns:pic="http://schemas.openxmlformats.org/drawingml/2006/picture">
+                  <pic:nvPicPr>
+                    <pic:cNvPr id="326183529" name="Picture 1" descr="A graph of different colored lines&#10;&#10;AI-generated content may be incorrect."/>
+                    <pic:cNvPicPr/>
+                  </pic:nvPicPr>
+                  <pic:blipFill>
+                    <a:blip r:embed="rId23"/>
+                    <a:stretch>
+                      <a:fillRect/>
+                    </a:stretch>
+                  </pic:blipFill>
+                  <pic:spPr>
+                    <a:xfrm>
+                      <a:off x="0" y="0"/>
+                      <a:ext cx="5943600" cy="2517775"/>
+                    </a:xfrm>
+                    <a:prstGeom prst="rect">
+                      <a:avLst/>
+                    </a:prstGeom>
+                  </pic:spPr>
+                </pic:pic>
+              </a:graphicData>
+            </a:graphic>
+          </wp:inline>
+        </w:drawing>
+      </w:r>
+    </w:p>
+    <w:p>
+      <w:pPr>
+        <w:pStyle w:val="Compact"/>
+        <w:numPr>
+          <w:ilvl w:val="0"/>
+          <w:numId w:val="15"/>
+        </w:numPr>
+      </w:pPr>
+      <w:r>
+        <w:t>Since the</w:t>
+      </w:r>
+      <w:r>
+        <w:t xml:space="preserve"> differences</w:t>
+      </w:r>
+      <w:r>
+        <w:t xml:space="preserve"> </w:t>
+      </w:r>
+      <w:r>
+        <w:t xml:space="preserve">of donation amounts for many cities </w:t>
+      </w:r>
+      <w:r>
+        <w:t>aren’t very obvious. In the chart, I used a square root scale on the y-axis to stretch the lower range so that the gaps between smaller cities are clearly visible, while compressing the higher range. However, the result is still not ideal, as the visual differences between cities near 0 remain unclear.</w:t>
+      </w:r>
+      <w:r>
+        <w:t xml:space="preserve"> </w:t>
+      </w:r>
+    </w:p>
+    <w:p>
+      <w:pPr>
+        <w:pStyle w:val="Compact"/>
+        <w:rPr>
+          <w:rFonts w:asciiTheme="majorHAnsi" w:eastAsiaTheme="majorEastAsia" w:hAnsiTheme="majorHAnsi" w:cstheme="majorBidi"/>
+          <w:color w:val="0F4761" w:themeColor="accent1" w:themeShade="BF"/>
+          <w:sz w:val="32"/>
+          <w:szCs w:val="32"/>
+        </w:rPr>
+      </w:pPr>
+    </w:p>
+    <w:p>
+      <w:pPr>
+        <w:pStyle w:val="Compact"/>
+      </w:pPr>
+    </w:p>
+    <w:p>
       <w:r>
         <w:rPr>
           <w:noProof/>
@@ -4446,6 +4741,119 @@
       <w:pPr>
         <w:ind w:left="6480" w:hanging="360"/>
       </w:pPr>
+    </w:lvl>
+  </w:abstractNum>
+  <w:abstractNum w:abstractNumId="3" w15:restartNumberingAfterBreak="0">
+    <w:nsid w:val="71367584"/>
+    <w:multiLevelType w:val="hybridMultilevel"/>
+    <w:tmpl w:val="33E2D21A"/>
+    <w:lvl w:ilvl="0" w:tplc="04090001">
+      <w:start w:val="1"/>
+      <w:numFmt w:val="bullet"/>
+      <w:lvlText w:val=""/>
+      <w:lvlJc w:val="left"/>
+      <w:pPr>
+        <w:ind w:left="720" w:hanging="360"/>
+      </w:pPr>
+      <w:rPr>
+        <w:rFonts w:ascii="Symbol" w:hAnsi="Symbol" w:hint="default"/>
+      </w:rPr>
+    </w:lvl>
+    <w:lvl w:ilvl="1" w:tplc="04090003" w:tentative="1">
+      <w:start w:val="1"/>
+      <w:numFmt w:val="bullet"/>
+      <w:lvlText w:val="o"/>
+      <w:lvlJc w:val="left"/>
+      <w:pPr>
+        <w:ind w:left="1440" w:hanging="360"/>
+      </w:pPr>
+      <w:rPr>
+        <w:rFonts w:ascii="Courier New" w:hAnsi="Courier New" w:hint="default"/>
+      </w:rPr>
+    </w:lvl>
+    <w:lvl w:ilvl="2" w:tplc="04090005" w:tentative="1">
+      <w:start w:val="1"/>
+      <w:numFmt w:val="bullet"/>
+      <w:lvlText w:val=""/>
+      <w:lvlJc w:val="left"/>
+      <w:pPr>
+        <w:ind w:left="2160" w:hanging="360"/>
+      </w:pPr>
+      <w:rPr>
+        <w:rFonts w:ascii="Wingdings" w:hAnsi="Wingdings" w:hint="default"/>
+      </w:rPr>
+    </w:lvl>
+    <w:lvl w:ilvl="3" w:tplc="04090001" w:tentative="1">
+      <w:start w:val="1"/>
+      <w:numFmt w:val="bullet"/>
+      <w:lvlText w:val=""/>
+      <w:lvlJc w:val="left"/>
+      <w:pPr>
+        <w:ind w:left="2880" w:hanging="360"/>
+      </w:pPr>
+      <w:rPr>
+        <w:rFonts w:ascii="Symbol" w:hAnsi="Symbol" w:hint="default"/>
+      </w:rPr>
+    </w:lvl>
+    <w:lvl w:ilvl="4" w:tplc="04090003" w:tentative="1">
+      <w:start w:val="1"/>
+      <w:numFmt w:val="bullet"/>
+      <w:lvlText w:val="o"/>
+      <w:lvlJc w:val="left"/>
+      <w:pPr>
+        <w:ind w:left="3600" w:hanging="360"/>
+      </w:pPr>
+      <w:rPr>
+        <w:rFonts w:ascii="Courier New" w:hAnsi="Courier New" w:hint="default"/>
+      </w:rPr>
+    </w:lvl>
+    <w:lvl w:ilvl="5" w:tplc="04090005" w:tentative="1">
+      <w:start w:val="1"/>
+      <w:numFmt w:val="bullet"/>
+      <w:lvlText w:val=""/>
+      <w:lvlJc w:val="left"/>
+      <w:pPr>
+        <w:ind w:left="4320" w:hanging="360"/>
+      </w:pPr>
+      <w:rPr>
+        <w:rFonts w:ascii="Wingdings" w:hAnsi="Wingdings" w:hint="default"/>
+      </w:rPr>
+    </w:lvl>
+    <w:lvl w:ilvl="6" w:tplc="04090001" w:tentative="1">
+      <w:start w:val="1"/>
+      <w:numFmt w:val="bullet"/>
+      <w:lvlText w:val=""/>
+      <w:lvlJc w:val="left"/>
+      <w:pPr>
+        <w:ind w:left="5040" w:hanging="360"/>
+      </w:pPr>
+      <w:rPr>
+        <w:rFonts w:ascii="Symbol" w:hAnsi="Symbol" w:hint="default"/>
+      </w:rPr>
+    </w:lvl>
+    <w:lvl w:ilvl="7" w:tplc="04090003" w:tentative="1">
+      <w:start w:val="1"/>
+      <w:numFmt w:val="bullet"/>
+      <w:lvlText w:val="o"/>
+      <w:lvlJc w:val="left"/>
+      <w:pPr>
+        <w:ind w:left="5760" w:hanging="360"/>
+      </w:pPr>
+      <w:rPr>
+        <w:rFonts w:ascii="Courier New" w:hAnsi="Courier New" w:hint="default"/>
+      </w:rPr>
+    </w:lvl>
+    <w:lvl w:ilvl="8" w:tplc="04090005" w:tentative="1">
+      <w:start w:val="1"/>
+      <w:numFmt w:val="bullet"/>
+      <w:lvlText w:val=""/>
+      <w:lvlJc w:val="left"/>
+      <w:pPr>
+        <w:ind w:left="6480" w:hanging="360"/>
+      </w:pPr>
+      <w:rPr>
+        <w:rFonts w:ascii="Wingdings" w:hAnsi="Wingdings" w:hint="default"/>
+      </w:rPr>
     </w:lvl>
   </w:abstractNum>
   <w:num w:numId="1" w16cid:durableId="1978219441">
@@ -4516,6 +4924,9 @@
   </w:num>
   <w:num w:numId="14" w16cid:durableId="755323290">
     <w:abstractNumId w:val="1"/>
+  </w:num>
+  <w:num w:numId="15" w16cid:durableId="1971132353">
+    <w:abstractNumId w:val="3"/>
   </w:num>
 </w:numbering>
 </file>
@@ -4812,7 +5223,6 @@
     <w:next w:val="BodyText"/>
     <w:link w:val="Heading2Char"/>
     <w:uiPriority w:val="9"/>
-    <w:semiHidden/>
     <w:unhideWhenUsed/>
     <w:qFormat/>
     <w:rsid w:val="00A10FD9"/>
@@ -5180,7 +5590,6 @@
     <w:basedOn w:val="DefaultParagraphFont"/>
     <w:link w:val="Heading2"/>
     <w:uiPriority w:val="9"/>
-    <w:semiHidden/>
     <w:rsid w:val="00A10FD9"/>
     <w:rPr>
       <w:rFonts w:asciiTheme="majorHAnsi" w:eastAsiaTheme="majorEastAsia" w:hAnsiTheme="majorHAnsi" w:cstheme="majorBidi"/>
